--- a/referats/Экономика_Задание_03_Эластичность_и_категория_товара.docx
+++ b/referats/Экономика_Задание_03_Эластичность_и_категория_товара.docx
@@ -187,7 +187,7 @@
           <w:b w:val="0"/>
           <w:sz w:val="28"/>
         </w:rPr>
-        <w:t>студенты гр. ……..</w:t>
+        <w:t>студенты гр. ПИ-Б24-1</w:t>
       </w:r>
     </w:p>
     <w:p>

--- a/referats/Экономика_Задание_03_Эластичность_и_категория_товара.docx
+++ b/referats/Экономика_Задание_03_Эластичность_и_категория_товара.docx
@@ -87,7 +87,7 @@
           <w:b w:val="0"/>
           <w:sz w:val="28"/>
         </w:rPr>
-        <w:t>Дисциплина: «Экономическая теория»</w:t>
+        <w:t>Дисциплина: «Экономика»</w:t>
       </w:r>
     </w:p>
     <w:p>
@@ -112,7 +112,7 @@
           <w:b w:val="0"/>
           <w:sz w:val="28"/>
         </w:rPr>
-        <w:t>Реферат к зачету</w:t>
+        <w:t>Задача</w:t>
       </w:r>
     </w:p>
     <w:p>
@@ -125,7 +125,7 @@
           <w:b w:val="0"/>
           <w:sz w:val="28"/>
         </w:rPr>
-        <w:t>Тема реферата: Эластичность спроса по доходу и категория товара</w:t>
+        <w:t>Тема: Эластичность и категория товара</w:t>
       </w:r>
     </w:p>
     <w:p>
@@ -287,7 +287,7 @@
       <w:pPr>
         <w:spacing w:lineRule="auto" w:line="360" w:after="120"/>
         <w:ind w:firstLine="0"/>
-        <w:jc w:val="center"/>
+        <w:jc w:val="both"/>
       </w:pPr>
       <w:r>
         <w:rPr>
@@ -295,14 +295,14 @@
           <w:b/>
           <w:sz w:val="28"/>
         </w:rPr>
-        <w:t>Содержание</w:t>
+        <w:t>Условие задачи</w:t>
       </w:r>
     </w:p>
     <w:p>
       <w:pPr>
         <w:spacing w:lineRule="auto" w:line="360" w:after="0"/>
-        <w:ind w:firstLine="0"/>
-        <w:jc w:val="left"/>
+        <w:ind w:firstLine="709"/>
+        <w:jc w:val="both"/>
       </w:pPr>
       <w:r>
         <w:rPr>
@@ -310,14 +310,14 @@
           <w:b w:val="0"/>
           <w:sz w:val="28"/>
         </w:rPr>
-        <w:t>Введение</w:t>
+        <w:t>При доходе покупателя 2300 ден. ед. объём спроса — 5 ед.</w:t>
       </w:r>
     </w:p>
     <w:p>
       <w:pPr>
         <w:spacing w:lineRule="auto" w:line="360" w:after="0"/>
-        <w:ind w:firstLine="0"/>
-        <w:jc w:val="left"/>
+        <w:ind w:firstLine="709"/>
+        <w:jc w:val="both"/>
       </w:pPr>
       <w:r>
         <w:rPr>
@@ -325,14 +325,14 @@
           <w:b w:val="0"/>
           <w:sz w:val="28"/>
         </w:rPr>
-        <w:t>1. Эластичность спроса по доходу</w:t>
+        <w:t>При доходе 2500 ден. ед. объём спроса — 6 ед.</w:t>
       </w:r>
     </w:p>
     <w:p>
       <w:pPr>
         <w:spacing w:lineRule="auto" w:line="360" w:after="0"/>
-        <w:ind w:firstLine="0"/>
-        <w:jc w:val="left"/>
+        <w:ind w:firstLine="709"/>
+        <w:jc w:val="both"/>
       </w:pPr>
       <w:r>
         <w:rPr>
@@ -340,57 +340,7 @@
           <w:b w:val="0"/>
           <w:sz w:val="28"/>
         </w:rPr>
-        <w:t>2. Решение задачи</w:t>
-      </w:r>
-    </w:p>
-    <w:p>
-      <w:pPr>
-        <w:spacing w:lineRule="auto" w:line="360" w:after="0"/>
-        <w:ind w:firstLine="0"/>
-        <w:jc w:val="left"/>
-      </w:pPr>
-      <w:r>
-        <w:rPr>
-          <w:rFonts w:ascii="Times New Roman" w:hAnsi="Times New Roman" w:eastAsia="Times New Roman"/>
-          <w:b w:val="0"/>
-          <w:sz w:val="28"/>
-        </w:rPr>
-        <w:t>3. Классификация товаров по реакции на изменение дохода</w:t>
-      </w:r>
-    </w:p>
-    <w:p>
-      <w:pPr>
-        <w:spacing w:lineRule="auto" w:line="360" w:after="0"/>
-        <w:ind w:firstLine="0"/>
-        <w:jc w:val="left"/>
-      </w:pPr>
-      <w:r>
-        <w:rPr>
-          <w:rFonts w:ascii="Times New Roman" w:hAnsi="Times New Roman" w:eastAsia="Times New Roman"/>
-          <w:b w:val="0"/>
-          <w:sz w:val="28"/>
-        </w:rPr>
-        <w:t>Заключение</w:t>
-      </w:r>
-    </w:p>
-    <w:p>
-      <w:pPr>
-        <w:spacing w:lineRule="auto" w:line="360" w:after="0"/>
-        <w:ind w:firstLine="0"/>
-        <w:jc w:val="left"/>
-      </w:pPr>
-      <w:r>
-        <w:rPr>
-          <w:rFonts w:ascii="Times New Roman" w:hAnsi="Times New Roman" w:eastAsia="Times New Roman"/>
-          <w:b w:val="0"/>
-          <w:sz w:val="28"/>
-        </w:rPr>
-        <w:t>Список литературы</w:t>
-      </w:r>
-    </w:p>
-    <w:p>
-      <w:r>
-        <w:br w:type="page"/>
+        <w:t>К какой категории относится товар?</w:t>
       </w:r>
     </w:p>
     <w:p>
@@ -405,7 +355,7 @@
           <w:b/>
           <w:sz w:val="28"/>
         </w:rPr>
-        <w:t>Введение</w:t>
+        <w:t>Решение</w:t>
       </w:r>
     </w:p>
     <w:p>
@@ -420,7 +370,7 @@
           <w:b w:val="0"/>
           <w:sz w:val="28"/>
         </w:rPr>
-        <w:t>Экономическая теория изучает закономерности функционирования рыночной системы и механизмы принятия решений экономическими субъектами. Понимание базовых категорий микро- и макроэкономики необходимо для анализа реальных рыночных процессов, оценки последствий государственного вмешательства и прогнозирования поведения потребителей и производителей.</w:t>
+        <w:t>ΔQ/Q = (6 − 5) / 5 = 0,2.</w:t>
       </w:r>
     </w:p>
     <w:p>
@@ -435,7 +385,7 @@
           <w:b w:val="0"/>
           <w:sz w:val="28"/>
         </w:rPr>
-        <w:t>В современных условиях российская экономика сочетает элементы рыночной конкуренции с активной ролью государства. Это предопределяет повышенное значение анализа спроса и предложения, эластичности, рыночного равновесия и бюджетной политики. Теоретические положения, рассмотренные в настоящей работе, позволяют системно подойти к решению практических задач и сформировать целостное представление об исследуемой проблеме.</w:t>
+        <w:t>ΔI/I = (2500 − 2300) / 2300 ≈ 0,087.</w:t>
       </w:r>
     </w:p>
     <w:p>
@@ -450,7 +400,7 @@
           <w:b w:val="0"/>
           <w:sz w:val="28"/>
         </w:rPr>
-        <w:t>Цель реферата — раскрыть теоретическое содержание темы, показать практическое значение рассматриваемых категорий и продемонстрировать умение применять экономический аппарат при решении конкретных задач. В работе использованы положения отечественных и зарубежных учебников по экономической теории, а также нормативные акты, регулирующие экономические отношения в Российской Федерации.</w:t>
+        <w:t>EI = 0,2 / 0,087 ≈ 2,3.</w:t>
       </w:r>
     </w:p>
     <w:p>
@@ -465,7 +415,7 @@
           <w:b w:val="0"/>
           <w:sz w:val="28"/>
         </w:rPr>
-        <w:t>Анализ рассматриваемых экономических категорий позволяет глубже понять логику рыночного механизма. Теоретические модели, несмотря на упрощения, дают ценные ориентиры для интерпретации реальных данных и оценки экономической политики.</w:t>
+        <w:t>Поскольку EI &gt; 1, спрос эластичен по доходу.</w:t>
       </w:r>
     </w:p>
     <w:p>
@@ -480,1462 +430,7 @@
           <w:b w:val="0"/>
           <w:sz w:val="28"/>
         </w:rPr>
-        <w:t>В условиях глобализации и цифровизации экономики традиционные представления о спросе, предложении и равновесии дополняются новыми факторами: электронной коммерцией, платформенными рынками, алгоритмическим ценообразованием.</w:t>
-      </w:r>
-    </w:p>
-    <w:p>
-      <w:pPr>
-        <w:spacing w:lineRule="auto" w:line="360" w:after="0"/>
-        <w:ind w:firstLine="709"/>
-        <w:jc w:val="both"/>
-      </w:pPr>
-      <w:r>
-        <w:rPr>
-          <w:rFonts w:ascii="Times New Roman" w:hAnsi="Times New Roman" w:eastAsia="Times New Roman"/>
-          <w:b w:val="0"/>
-          <w:sz w:val="28"/>
-        </w:rPr>
-        <w:t>Российская экономика характеризуется сочетанием рыночных институтов с сильной ролью государства. Это требует особого внимания к вопросам бюджетной устойчивости, инфляции и социальной защиты населения.</w:t>
-      </w:r>
-    </w:p>
-    <w:p>
-      <w:pPr>
-        <w:spacing w:lineRule="auto" w:line="360" w:after="0"/>
-        <w:ind w:firstLine="709"/>
-        <w:jc w:val="both"/>
-      </w:pPr>
-      <w:r>
-        <w:rPr>
-          <w:rFonts w:ascii="Times New Roman" w:hAnsi="Times New Roman" w:eastAsia="Times New Roman"/>
-          <w:b w:val="0"/>
-          <w:sz w:val="28"/>
-        </w:rPr>
-        <w:t>Практическое применение экономического анализа находит отражение в деятельности предприятий, банков, государственных органов и международных организаций. Без понимания базовых закономерностей невозможно принимать обоснованные управленческие решения.</w:t>
-      </w:r>
-    </w:p>
-    <w:p>
-      <w:pPr>
-        <w:spacing w:lineRule="auto" w:line="360" w:after="0"/>
-        <w:ind w:firstLine="709"/>
-        <w:jc w:val="both"/>
-      </w:pPr>
-      <w:r>
-        <w:rPr>
-          <w:rFonts w:ascii="Times New Roman" w:hAnsi="Times New Roman" w:eastAsia="Times New Roman"/>
-          <w:b w:val="0"/>
-          <w:sz w:val="28"/>
-        </w:rPr>
-        <w:t>Анализ рассматриваемых экономических категорий позволяет глубже понять логику рыночного механизма. Теоретические модели, несмотря на упрощения, дают ценные ориентиры для интерпретации реальных данных и оценки экономической политики.</w:t>
-      </w:r>
-    </w:p>
-    <w:p>
-      <w:pPr>
-        <w:spacing w:lineRule="auto" w:line="360" w:after="0"/>
-        <w:ind w:firstLine="709"/>
-        <w:jc w:val="both"/>
-      </w:pPr>
-      <w:r>
-        <w:rPr>
-          <w:rFonts w:ascii="Times New Roman" w:hAnsi="Times New Roman" w:eastAsia="Times New Roman"/>
-          <w:b w:val="0"/>
-          <w:sz w:val="28"/>
-        </w:rPr>
-        <w:t>В условиях глобализации и цифровизации экономики традиционные представления о спросе, предложении и равновесии дополняются новыми факторами: электронной коммерцией, платформенными рынками, алгоритмическим ценообразованием.</w:t>
-      </w:r>
-    </w:p>
-    <w:p>
-      <w:pPr>
-        <w:spacing w:lineRule="auto" w:line="360" w:after="0"/>
-        <w:ind w:firstLine="709"/>
-        <w:jc w:val="both"/>
-      </w:pPr>
-      <w:r>
-        <w:rPr>
-          <w:rFonts w:ascii="Times New Roman" w:hAnsi="Times New Roman" w:eastAsia="Times New Roman"/>
-          <w:b w:val="0"/>
-          <w:sz w:val="28"/>
-        </w:rPr>
-        <w:t>Российская экономика характеризуется сочетанием рыночных институтов с сильной ролью государства. Это требует особого внимания к вопросам бюджетной устойчивости, инфляции и социальной защиты населения.</w:t>
-      </w:r>
-    </w:p>
-    <w:p>
-      <w:pPr>
-        <w:spacing w:lineRule="auto" w:line="360" w:after="0"/>
-        <w:ind w:firstLine="709"/>
-        <w:jc w:val="both"/>
-      </w:pPr>
-      <w:r>
-        <w:rPr>
-          <w:rFonts w:ascii="Times New Roman" w:hAnsi="Times New Roman" w:eastAsia="Times New Roman"/>
-          <w:b w:val="0"/>
-          <w:sz w:val="28"/>
-        </w:rPr>
-        <w:t>Практическое применение экономического анализа находит отражение в деятельности предприятий, банков, государственных органов и международных организаций. Без понимания базовых закономерностей невозможно принимать обоснованные управленческие решения.</w:t>
-      </w:r>
-    </w:p>
-    <w:p>
-      <w:pPr>
-        <w:spacing w:lineRule="auto" w:line="360" w:after="0"/>
-        <w:ind w:firstLine="709"/>
-        <w:jc w:val="both"/>
-      </w:pPr>
-      <w:r>
-        <w:rPr>
-          <w:rFonts w:ascii="Times New Roman" w:hAnsi="Times New Roman" w:eastAsia="Times New Roman"/>
-          <w:b w:val="0"/>
-          <w:sz w:val="28"/>
-        </w:rPr>
-        <w:t>Анализ рассматриваемых экономических категорий позволяет глубже понять логику рыночного механизма. Теоретические модели, несмотря на упрощения, дают ценные ориентиры для интерпретации реальных данных и оценки экономической политики.</w:t>
-      </w:r>
-    </w:p>
-    <w:p>
-      <w:pPr>
-        <w:spacing w:lineRule="auto" w:line="360" w:after="0"/>
-        <w:ind w:firstLine="709"/>
-        <w:jc w:val="both"/>
-      </w:pPr>
-      <w:r>
-        <w:rPr>
-          <w:rFonts w:ascii="Times New Roman" w:hAnsi="Times New Roman" w:eastAsia="Times New Roman"/>
-          <w:b w:val="0"/>
-          <w:sz w:val="28"/>
-        </w:rPr>
-        <w:t>В условиях глобализации и цифровизации экономики традиционные представления о спросе, предложении и равновесии дополняются новыми факторами: электронной коммерцией, платформенными рынками, алгоритмическим ценообразованием.</w:t>
-      </w:r>
-    </w:p>
-    <w:p>
-      <w:pPr>
-        <w:spacing w:lineRule="auto" w:line="360" w:after="0"/>
-        <w:ind w:firstLine="709"/>
-        <w:jc w:val="both"/>
-      </w:pPr>
-      <w:r>
-        <w:rPr>
-          <w:rFonts w:ascii="Times New Roman" w:hAnsi="Times New Roman" w:eastAsia="Times New Roman"/>
-          <w:b w:val="0"/>
-          <w:sz w:val="28"/>
-        </w:rPr>
-        <w:t>Российская экономика характеризуется сочетанием рыночных институтов с сильной ролью государства. Это требует особого внимания к вопросам бюджетной устойчивости, инфляции и социальной защиты населения.</w:t>
-      </w:r>
-    </w:p>
-    <w:p>
-      <w:pPr>
-        <w:spacing w:lineRule="auto" w:line="360" w:after="0"/>
-        <w:ind w:firstLine="709"/>
-        <w:jc w:val="both"/>
-      </w:pPr>
-      <w:r>
-        <w:rPr>
-          <w:rFonts w:ascii="Times New Roman" w:hAnsi="Times New Roman" w:eastAsia="Times New Roman"/>
-          <w:b w:val="0"/>
-          <w:sz w:val="28"/>
-        </w:rPr>
-        <w:t>Практическое применение экономического анализа находит отражение в деятельности предприятий, банков, государственных органов и международных организаций. Без понимания базовых закономерностей невозможно принимать обоснованные управленческие решения.</w:t>
-      </w:r>
-    </w:p>
-    <w:p>
-      <w:pPr>
-        <w:spacing w:lineRule="auto" w:line="360" w:after="0"/>
-        <w:ind w:firstLine="709"/>
-        <w:jc w:val="both"/>
-      </w:pPr>
-      <w:r>
-        <w:rPr>
-          <w:rFonts w:ascii="Times New Roman" w:hAnsi="Times New Roman" w:eastAsia="Times New Roman"/>
-          <w:b w:val="0"/>
-          <w:sz w:val="28"/>
-        </w:rPr>
-        <w:t>Анализ рассматриваемых экономических категорий позволяет глубже понять логику рыночного механизма. Теоретические модели, несмотря на упрощения, дают ценные ориентиры для интерпретации реальных данных и оценки экономической политики.</w:t>
-      </w:r>
-    </w:p>
-    <w:p>
-      <w:pPr>
-        <w:spacing w:lineRule="auto" w:line="360" w:after="0"/>
-        <w:ind w:firstLine="709"/>
-        <w:jc w:val="both"/>
-      </w:pPr>
-      <w:r>
-        <w:rPr>
-          <w:rFonts w:ascii="Times New Roman" w:hAnsi="Times New Roman" w:eastAsia="Times New Roman"/>
-          <w:b w:val="0"/>
-          <w:sz w:val="28"/>
-        </w:rPr>
-        <w:t>В условиях глобализации и цифровизации экономики традиционные представления о спросе, предложении и равновесии дополняются новыми факторами: электронной коммерцией, платформенными рынками, алгоритмическим ценообразованием.</w:t>
-      </w:r>
-    </w:p>
-    <w:p>
-      <w:pPr>
-        <w:spacing w:lineRule="auto" w:line="360" w:after="0"/>
-        <w:ind w:firstLine="709"/>
-        <w:jc w:val="both"/>
-      </w:pPr>
-      <w:r>
-        <w:rPr>
-          <w:rFonts w:ascii="Times New Roman" w:hAnsi="Times New Roman" w:eastAsia="Times New Roman"/>
-          <w:b w:val="0"/>
-          <w:sz w:val="28"/>
-        </w:rPr>
-        <w:t>Российская экономика характеризуется сочетанием рыночных институтов с сильной ролью государства. Это требует особого внимания к вопросам бюджетной устойчивости, инфляции и социальной защиты населения.</w:t>
-      </w:r>
-    </w:p>
-    <w:p>
-      <w:pPr>
-        <w:spacing w:lineRule="auto" w:line="360" w:after="120"/>
-        <w:ind w:firstLine="0"/>
-        <w:jc w:val="both"/>
-      </w:pPr>
-      <w:r>
-        <w:rPr>
-          <w:rFonts w:ascii="Times New Roman" w:hAnsi="Times New Roman" w:eastAsia="Times New Roman"/>
-          <w:b/>
-          <w:sz w:val="28"/>
-        </w:rPr>
-        <w:t>1. Эластичность спроса по доходу</w:t>
-      </w:r>
-    </w:p>
-    <w:p>
-      <w:pPr>
-        <w:spacing w:lineRule="auto" w:line="360" w:after="0"/>
-        <w:ind w:firstLine="709"/>
-        <w:jc w:val="both"/>
-      </w:pPr>
-      <w:r>
-        <w:rPr>
-          <w:rFonts w:ascii="Times New Roman" w:hAnsi="Times New Roman" w:eastAsia="Times New Roman"/>
-          <w:b w:val="0"/>
-          <w:sz w:val="28"/>
-        </w:rPr>
-        <w:t>Эластичность спроса по доходу показывает, на сколько процентов изменится объём спроса при изменении дохода потребителя на один процент. Коэффициент рассчитывается по формуле: EI = (ΔQ/Q) / (ΔI/I), где Q — объём спроса, I — доход.</w:t>
-      </w:r>
-    </w:p>
-    <w:p>
-      <w:pPr>
-        <w:spacing w:lineRule="auto" w:line="360" w:after="0"/>
-        <w:ind w:firstLine="709"/>
-        <w:jc w:val="both"/>
-      </w:pPr>
-      <w:r>
-        <w:rPr>
-          <w:rFonts w:ascii="Times New Roman" w:hAnsi="Times New Roman" w:eastAsia="Times New Roman"/>
-          <w:b w:val="0"/>
-          <w:sz w:val="28"/>
-        </w:rPr>
-        <w:t>По величине коэффициента товары делятся на несколько категорий. При EI &gt; 1 спрос эластичен по доходу — товар относится к категории предметов роскоши. При 0 &lt; EI &lt; 1 спрос неэластичен — товар является нормальным, но необходимым. При EI &lt; 0 товар нижнего качества (inferior good).</w:t>
-      </w:r>
-    </w:p>
-    <w:p>
-      <w:pPr>
-        <w:spacing w:lineRule="auto" w:line="360" w:after="0"/>
-        <w:ind w:firstLine="709"/>
-        <w:jc w:val="both"/>
-      </w:pPr>
-      <w:r>
-        <w:rPr>
-          <w:rFonts w:ascii="Times New Roman" w:hAnsi="Times New Roman" w:eastAsia="Times New Roman"/>
-          <w:b w:val="0"/>
-          <w:sz w:val="28"/>
-        </w:rPr>
-        <w:t>Знание категории товара важно для бизнес-планирования, прогнозирования продаж и разработки маркетинговой политики. Рост доходов населения по-разному влияет на спрос на хлеб, автомобили и ювелирные изделия.</w:t>
-      </w:r>
-    </w:p>
-    <w:p>
-      <w:pPr>
-        <w:spacing w:lineRule="auto" w:line="360" w:after="0"/>
-        <w:ind w:firstLine="709"/>
-        <w:jc w:val="both"/>
-      </w:pPr>
-      <w:r>
-        <w:rPr>
-          <w:rFonts w:ascii="Times New Roman" w:hAnsi="Times New Roman" w:eastAsia="Times New Roman"/>
-          <w:b w:val="0"/>
-          <w:sz w:val="28"/>
-        </w:rPr>
-        <w:t>В условиях глобализации и цифровизации экономики традиционные представления о спросе, предложении и равновесии дополняются новыми факторами: электронной коммерцией, платформенными рынками, алгоритмическим ценообразованием.</w:t>
-      </w:r>
-    </w:p>
-    <w:p>
-      <w:pPr>
-        <w:spacing w:lineRule="auto" w:line="360" w:after="0"/>
-        <w:ind w:firstLine="709"/>
-        <w:jc w:val="both"/>
-      </w:pPr>
-      <w:r>
-        <w:rPr>
-          <w:rFonts w:ascii="Times New Roman" w:hAnsi="Times New Roman" w:eastAsia="Times New Roman"/>
-          <w:b w:val="0"/>
-          <w:sz w:val="28"/>
-        </w:rPr>
-        <w:t>Российская экономика характеризуется сочетанием рыночных институтов с сильной ролью государства. Это требует особого внимания к вопросам бюджетной устойчивости, инфляции и социальной защиты населения.</w:t>
-      </w:r>
-    </w:p>
-    <w:p>
-      <w:pPr>
-        <w:spacing w:lineRule="auto" w:line="360" w:after="0"/>
-        <w:ind w:firstLine="709"/>
-        <w:jc w:val="both"/>
-      </w:pPr>
-      <w:r>
-        <w:rPr>
-          <w:rFonts w:ascii="Times New Roman" w:hAnsi="Times New Roman" w:eastAsia="Times New Roman"/>
-          <w:b w:val="0"/>
-          <w:sz w:val="28"/>
-        </w:rPr>
-        <w:t>Практическое применение экономического анализа находит отражение в деятельности предприятий, банков, государственных органов и международных организаций. Без понимания базовых закономерностей невозможно принимать обоснованные управленческие решения.</w:t>
-      </w:r>
-    </w:p>
-    <w:p>
-      <w:pPr>
-        <w:spacing w:lineRule="auto" w:line="360" w:after="0"/>
-        <w:ind w:firstLine="709"/>
-        <w:jc w:val="both"/>
-      </w:pPr>
-      <w:r>
-        <w:rPr>
-          <w:rFonts w:ascii="Times New Roman" w:hAnsi="Times New Roman" w:eastAsia="Times New Roman"/>
-          <w:b w:val="0"/>
-          <w:sz w:val="28"/>
-        </w:rPr>
-        <w:t>Анализ рассматриваемых экономических категорий позволяет глубже понять логику рыночного механизма. Теоретические модели, несмотря на упрощения, дают ценные ориентиры для интерпретации реальных данных и оценки экономической политики.</w:t>
-      </w:r>
-    </w:p>
-    <w:p>
-      <w:pPr>
-        <w:spacing w:lineRule="auto" w:line="360" w:after="0"/>
-        <w:ind w:firstLine="709"/>
-        <w:jc w:val="both"/>
-      </w:pPr>
-      <w:r>
-        <w:rPr>
-          <w:rFonts w:ascii="Times New Roman" w:hAnsi="Times New Roman" w:eastAsia="Times New Roman"/>
-          <w:b w:val="0"/>
-          <w:sz w:val="28"/>
-        </w:rPr>
-        <w:t>В условиях глобализации и цифровизации экономики традиционные представления о спросе, предложении и равновесии дополняются новыми факторами: электронной коммерцией, платформенными рынками, алгоритмическим ценообразованием.</w:t>
-      </w:r>
-    </w:p>
-    <w:p>
-      <w:pPr>
-        <w:spacing w:lineRule="auto" w:line="360" w:after="0"/>
-        <w:ind w:firstLine="709"/>
-        <w:jc w:val="both"/>
-      </w:pPr>
-      <w:r>
-        <w:rPr>
-          <w:rFonts w:ascii="Times New Roman" w:hAnsi="Times New Roman" w:eastAsia="Times New Roman"/>
-          <w:b w:val="0"/>
-          <w:sz w:val="28"/>
-        </w:rPr>
-        <w:t>Российская экономика характеризуется сочетанием рыночных институтов с сильной ролью государства. Это требует особого внимания к вопросам бюджетной устойчивости, инфляции и социальной защиты населения.</w:t>
-      </w:r>
-    </w:p>
-    <w:p>
-      <w:pPr>
-        <w:spacing w:lineRule="auto" w:line="360" w:after="0"/>
-        <w:ind w:firstLine="709"/>
-        <w:jc w:val="both"/>
-      </w:pPr>
-      <w:r>
-        <w:rPr>
-          <w:rFonts w:ascii="Times New Roman" w:hAnsi="Times New Roman" w:eastAsia="Times New Roman"/>
-          <w:b w:val="0"/>
-          <w:sz w:val="28"/>
-        </w:rPr>
-        <w:t>Практическое применение экономического анализа находит отражение в деятельности предприятий, банков, государственных органов и международных организаций. Без понимания базовых закономерностей невозможно принимать обоснованные управленческие решения.</w:t>
-      </w:r>
-    </w:p>
-    <w:p>
-      <w:pPr>
-        <w:spacing w:lineRule="auto" w:line="360" w:after="0"/>
-        <w:ind w:firstLine="709"/>
-        <w:jc w:val="both"/>
-      </w:pPr>
-      <w:r>
-        <w:rPr>
-          <w:rFonts w:ascii="Times New Roman" w:hAnsi="Times New Roman" w:eastAsia="Times New Roman"/>
-          <w:b w:val="0"/>
-          <w:sz w:val="28"/>
-        </w:rPr>
-        <w:t>Анализ рассматриваемых экономических категорий позволяет глубже понять логику рыночного механизма. Теоретические модели, несмотря на упрощения, дают ценные ориентиры для интерпретации реальных данных и оценки экономической политики.</w:t>
-      </w:r>
-    </w:p>
-    <w:p>
-      <w:pPr>
-        <w:spacing w:lineRule="auto" w:line="360" w:after="0"/>
-        <w:ind w:firstLine="709"/>
-        <w:jc w:val="both"/>
-      </w:pPr>
-      <w:r>
-        <w:rPr>
-          <w:rFonts w:ascii="Times New Roman" w:hAnsi="Times New Roman" w:eastAsia="Times New Roman"/>
-          <w:b w:val="0"/>
-          <w:sz w:val="28"/>
-        </w:rPr>
-        <w:t>В условиях глобализации и цифровизации экономики традиционные представления о спросе, предложении и равновесии дополняются новыми факторами: электронной коммерцией, платформенными рынками, алгоритмическим ценообразованием.</w:t>
-      </w:r>
-    </w:p>
-    <w:p>
-      <w:pPr>
-        <w:spacing w:lineRule="auto" w:line="360" w:after="0"/>
-        <w:ind w:firstLine="709"/>
-        <w:jc w:val="both"/>
-      </w:pPr>
-      <w:r>
-        <w:rPr>
-          <w:rFonts w:ascii="Times New Roman" w:hAnsi="Times New Roman" w:eastAsia="Times New Roman"/>
-          <w:b w:val="0"/>
-          <w:sz w:val="28"/>
-        </w:rPr>
-        <w:t>Российская экономика характеризуется сочетанием рыночных институтов с сильной ролью государства. Это требует особого внимания к вопросам бюджетной устойчивости, инфляции и социальной защиты населения.</w:t>
-      </w:r>
-    </w:p>
-    <w:p>
-      <w:pPr>
-        <w:spacing w:lineRule="auto" w:line="360" w:after="0"/>
-        <w:ind w:firstLine="709"/>
-        <w:jc w:val="both"/>
-      </w:pPr>
-      <w:r>
-        <w:rPr>
-          <w:rFonts w:ascii="Times New Roman" w:hAnsi="Times New Roman" w:eastAsia="Times New Roman"/>
-          <w:b w:val="0"/>
-          <w:sz w:val="28"/>
-        </w:rPr>
-        <w:t>Практическое применение экономического анализа находит отражение в деятельности предприятий, банков, государственных органов и международных организаций. Без понимания базовых закономерностей невозможно принимать обоснованные управленческие решения.</w:t>
-      </w:r>
-    </w:p>
-    <w:p>
-      <w:pPr>
-        <w:spacing w:lineRule="auto" w:line="360" w:after="0"/>
-        <w:ind w:firstLine="709"/>
-        <w:jc w:val="both"/>
-      </w:pPr>
-      <w:r>
-        <w:rPr>
-          <w:rFonts w:ascii="Times New Roman" w:hAnsi="Times New Roman" w:eastAsia="Times New Roman"/>
-          <w:b w:val="0"/>
-          <w:sz w:val="28"/>
-        </w:rPr>
-        <w:t>Анализ рассматриваемых экономических категорий позволяет глубже понять логику рыночного механизма. Теоретические модели, несмотря на упрощения, дают ценные ориентиры для интерпретации реальных данных и оценки экономической политики.</w:t>
-      </w:r>
-    </w:p>
-    <w:p>
-      <w:pPr>
-        <w:spacing w:lineRule="auto" w:line="360" w:after="0"/>
-        <w:ind w:firstLine="709"/>
-        <w:jc w:val="both"/>
-      </w:pPr>
-      <w:r>
-        <w:rPr>
-          <w:rFonts w:ascii="Times New Roman" w:hAnsi="Times New Roman" w:eastAsia="Times New Roman"/>
-          <w:b w:val="0"/>
-          <w:sz w:val="28"/>
-        </w:rPr>
-        <w:t>В условиях глобализации и цифровизации экономики традиционные представления о спросе, предложении и равновесии дополняются новыми факторами: электронной коммерцией, платформенными рынками, алгоритмическим ценообразованием.</w:t>
-      </w:r>
-    </w:p>
-    <w:p>
-      <w:pPr>
-        <w:spacing w:lineRule="auto" w:line="360" w:after="0"/>
-        <w:ind w:firstLine="709"/>
-        <w:jc w:val="both"/>
-      </w:pPr>
-      <w:r>
-        <w:rPr>
-          <w:rFonts w:ascii="Times New Roman" w:hAnsi="Times New Roman" w:eastAsia="Times New Roman"/>
-          <w:b w:val="0"/>
-          <w:sz w:val="28"/>
-        </w:rPr>
-        <w:t>Российская экономика характеризуется сочетанием рыночных институтов с сильной ролью государства. Это требует особого внимания к вопросам бюджетной устойчивости, инфляции и социальной защиты населения.</w:t>
-      </w:r>
-    </w:p>
-    <w:p>
-      <w:pPr>
-        <w:spacing w:lineRule="auto" w:line="360" w:after="0"/>
-        <w:ind w:firstLine="709"/>
-        <w:jc w:val="both"/>
-      </w:pPr>
-      <w:r>
-        <w:rPr>
-          <w:rFonts w:ascii="Times New Roman" w:hAnsi="Times New Roman" w:eastAsia="Times New Roman"/>
-          <w:b w:val="0"/>
-          <w:sz w:val="28"/>
-        </w:rPr>
-        <w:t>Практическое применение экономического анализа находит отражение в деятельности предприятий, банков, государственных органов и международных организаций. Без понимания базовых закономерностей невозможно принимать обоснованные управленческие решения.</w:t>
-      </w:r>
-    </w:p>
-    <w:p>
-      <w:pPr>
-        <w:spacing w:lineRule="auto" w:line="360" w:after="120"/>
-        <w:ind w:firstLine="0"/>
-        <w:jc w:val="both"/>
-      </w:pPr>
-      <w:r>
-        <w:rPr>
-          <w:rFonts w:ascii="Times New Roman" w:hAnsi="Times New Roman" w:eastAsia="Times New Roman"/>
-          <w:b/>
-          <w:sz w:val="28"/>
-        </w:rPr>
-        <w:t>2. Решение задачи</w:t>
-      </w:r>
-    </w:p>
-    <w:p>
-      <w:pPr>
-        <w:spacing w:lineRule="auto" w:line="360" w:after="0"/>
-        <w:ind w:firstLine="709"/>
-        <w:jc w:val="both"/>
-      </w:pPr>
-      <w:r>
-        <w:rPr>
-          <w:rFonts w:ascii="Times New Roman" w:hAnsi="Times New Roman" w:eastAsia="Times New Roman"/>
-          <w:b w:val="0"/>
-          <w:sz w:val="28"/>
-        </w:rPr>
-        <w:t>Исходные данные: при доходе I1 = 2300 ден. ед. спрос Q1 = 5 ед.; при доходе I2 = 2500 ден. ед. спрос Q2 = 6 ед.</w:t>
-      </w:r>
-    </w:p>
-    <w:p>
-      <w:pPr>
-        <w:spacing w:lineRule="auto" w:line="360" w:after="0"/>
-        <w:ind w:firstLine="709"/>
-        <w:jc w:val="both"/>
-      </w:pPr>
-      <w:r>
-        <w:rPr>
-          <w:rFonts w:ascii="Times New Roman" w:hAnsi="Times New Roman" w:eastAsia="Times New Roman"/>
-          <w:b w:val="0"/>
-          <w:sz w:val="28"/>
-        </w:rPr>
-        <w:t>Относительное изменение спроса: ΔQ/Q = (6 − 5) / 5 = 0,2 (20%). Относительное изменение дохода: ΔI/I = (2500 − 2300) / 2300 ≈ 0,087 (8,7%).</w:t>
-      </w:r>
-    </w:p>
-    <w:p>
-      <w:pPr>
-        <w:spacing w:lineRule="auto" w:line="360" w:after="0"/>
-        <w:ind w:firstLine="709"/>
-        <w:jc w:val="both"/>
-      </w:pPr>
-      <w:r>
-        <w:rPr>
-          <w:rFonts w:ascii="Times New Roman" w:hAnsi="Times New Roman" w:eastAsia="Times New Roman"/>
-          <w:b w:val="0"/>
-          <w:sz w:val="28"/>
-        </w:rPr>
-        <w:t>Коэффициент эластичности: EI = 0,2 / 0,087 ≈ 2,3. Поскольку EI &gt; 1, спрос эластичен по доходу.</w:t>
-      </w:r>
-    </w:p>
-    <w:p>
-      <w:pPr>
-        <w:spacing w:lineRule="auto" w:line="360" w:after="0"/>
-        <w:ind w:firstLine="709"/>
-        <w:jc w:val="both"/>
-      </w:pPr>
-      <w:r>
-        <w:rPr>
-          <w:rFonts w:ascii="Times New Roman" w:hAnsi="Times New Roman" w:eastAsia="Times New Roman"/>
-          <w:b w:val="0"/>
-          <w:sz w:val="28"/>
-        </w:rPr>
-        <w:t>Вывод: исследуемый товар относится к категории предметов роскоши (товаров повышенного спроса). При росте дохода потребители увеличивают покупки данного товара более чем пропорционально росту дохода.</w:t>
-      </w:r>
-    </w:p>
-    <w:p>
-      <w:pPr>
-        <w:spacing w:lineRule="auto" w:line="360" w:after="0"/>
-        <w:ind w:firstLine="709"/>
-        <w:jc w:val="both"/>
-      </w:pPr>
-      <w:r>
-        <w:rPr>
-          <w:rFonts w:ascii="Times New Roman" w:hAnsi="Times New Roman" w:eastAsia="Times New Roman"/>
-          <w:b w:val="0"/>
-          <w:sz w:val="28"/>
-        </w:rPr>
-        <w:t>Практическое значение: предприятия, выпускающие такие товары, могут рассчитывать на опережающий рост спроса в периоды экономического подъёма, но должны учитывать риск сокращения продаж при снижении доходов.</w:t>
-      </w:r>
-    </w:p>
-    <w:p>
-      <w:pPr>
-        <w:spacing w:lineRule="auto" w:line="360" w:after="0"/>
-        <w:ind w:firstLine="709"/>
-        <w:jc w:val="both"/>
-      </w:pPr>
-      <w:r>
-        <w:rPr>
-          <w:rFonts w:ascii="Times New Roman" w:hAnsi="Times New Roman" w:eastAsia="Times New Roman"/>
-          <w:b w:val="0"/>
-          <w:sz w:val="28"/>
-        </w:rPr>
-        <w:t>Российская экономика характеризуется сочетанием рыночных институтов с сильной ролью государства. Это требует особого внимания к вопросам бюджетной устойчивости, инфляции и социальной защиты населения.</w:t>
-      </w:r>
-    </w:p>
-    <w:p>
-      <w:pPr>
-        <w:spacing w:lineRule="auto" w:line="360" w:after="0"/>
-        <w:ind w:firstLine="709"/>
-        <w:jc w:val="both"/>
-      </w:pPr>
-      <w:r>
-        <w:rPr>
-          <w:rFonts w:ascii="Times New Roman" w:hAnsi="Times New Roman" w:eastAsia="Times New Roman"/>
-          <w:b w:val="0"/>
-          <w:sz w:val="28"/>
-        </w:rPr>
-        <w:t>Практическое применение экономического анализа находит отражение в деятельности предприятий, банков, государственных органов и международных организаций. Без понимания базовых закономерностей невозможно принимать обоснованные управленческие решения.</w:t>
-      </w:r>
-    </w:p>
-    <w:p>
-      <w:pPr>
-        <w:spacing w:lineRule="auto" w:line="360" w:after="0"/>
-        <w:ind w:firstLine="709"/>
-        <w:jc w:val="both"/>
-      </w:pPr>
-      <w:r>
-        <w:rPr>
-          <w:rFonts w:ascii="Times New Roman" w:hAnsi="Times New Roman" w:eastAsia="Times New Roman"/>
-          <w:b w:val="0"/>
-          <w:sz w:val="28"/>
-        </w:rPr>
-        <w:t>Анализ рассматриваемых экономических категорий позволяет глубже понять логику рыночного механизма. Теоретические модели, несмотря на упрощения, дают ценные ориентиры для интерпретации реальных данных и оценки экономической политики.</w:t>
-      </w:r>
-    </w:p>
-    <w:p>
-      <w:pPr>
-        <w:spacing w:lineRule="auto" w:line="360" w:after="0"/>
-        <w:ind w:firstLine="709"/>
-        <w:jc w:val="both"/>
-      </w:pPr>
-      <w:r>
-        <w:rPr>
-          <w:rFonts w:ascii="Times New Roman" w:hAnsi="Times New Roman" w:eastAsia="Times New Roman"/>
-          <w:b w:val="0"/>
-          <w:sz w:val="28"/>
-        </w:rPr>
-        <w:t>В условиях глобализации и цифровизации экономики традиционные представления о спросе, предложении и равновесии дополняются новыми факторами: электронной коммерцией, платформенными рынками, алгоритмическим ценообразованием.</w:t>
-      </w:r>
-    </w:p>
-    <w:p>
-      <w:pPr>
-        <w:spacing w:lineRule="auto" w:line="360" w:after="0"/>
-        <w:ind w:firstLine="709"/>
-        <w:jc w:val="both"/>
-      </w:pPr>
-      <w:r>
-        <w:rPr>
-          <w:rFonts w:ascii="Times New Roman" w:hAnsi="Times New Roman" w:eastAsia="Times New Roman"/>
-          <w:b w:val="0"/>
-          <w:sz w:val="28"/>
-        </w:rPr>
-        <w:t>Российская экономика характеризуется сочетанием рыночных институтов с сильной ролью государства. Это требует особого внимания к вопросам бюджетной устойчивости, инфляции и социальной защиты населения.</w:t>
-      </w:r>
-    </w:p>
-    <w:p>
-      <w:pPr>
-        <w:spacing w:lineRule="auto" w:line="360" w:after="0"/>
-        <w:ind w:firstLine="709"/>
-        <w:jc w:val="both"/>
-      </w:pPr>
-      <w:r>
-        <w:rPr>
-          <w:rFonts w:ascii="Times New Roman" w:hAnsi="Times New Roman" w:eastAsia="Times New Roman"/>
-          <w:b w:val="0"/>
-          <w:sz w:val="28"/>
-        </w:rPr>
-        <w:t>Практическое применение экономического анализа находит отражение в деятельности предприятий, банков, государственных органов и международных организаций. Без понимания базовых закономерностей невозможно принимать обоснованные управленческие решения.</w:t>
-      </w:r>
-    </w:p>
-    <w:p>
-      <w:pPr>
-        <w:spacing w:lineRule="auto" w:line="360" w:after="0"/>
-        <w:ind w:firstLine="709"/>
-        <w:jc w:val="both"/>
-      </w:pPr>
-      <w:r>
-        <w:rPr>
-          <w:rFonts w:ascii="Times New Roman" w:hAnsi="Times New Roman" w:eastAsia="Times New Roman"/>
-          <w:b w:val="0"/>
-          <w:sz w:val="28"/>
-        </w:rPr>
-        <w:t>Анализ рассматриваемых экономических категорий позволяет глубже понять логику рыночного механизма. Теоретические модели, несмотря на упрощения, дают ценные ориентиры для интерпретации реальных данных и оценки экономической политики.</w:t>
-      </w:r>
-    </w:p>
-    <w:p>
-      <w:pPr>
-        <w:spacing w:lineRule="auto" w:line="360" w:after="0"/>
-        <w:ind w:firstLine="709"/>
-        <w:jc w:val="both"/>
-      </w:pPr>
-      <w:r>
-        <w:rPr>
-          <w:rFonts w:ascii="Times New Roman" w:hAnsi="Times New Roman" w:eastAsia="Times New Roman"/>
-          <w:b w:val="0"/>
-          <w:sz w:val="28"/>
-        </w:rPr>
-        <w:t>В условиях глобализации и цифровизации экономики традиционные представления о спросе, предложении и равновесии дополняются новыми факторами: электронной коммерцией, платформенными рынками, алгоритмическим ценообразованием.</w:t>
-      </w:r>
-    </w:p>
-    <w:p>
-      <w:pPr>
-        <w:spacing w:lineRule="auto" w:line="360" w:after="0"/>
-        <w:ind w:firstLine="709"/>
-        <w:jc w:val="both"/>
-      </w:pPr>
-      <w:r>
-        <w:rPr>
-          <w:rFonts w:ascii="Times New Roman" w:hAnsi="Times New Roman" w:eastAsia="Times New Roman"/>
-          <w:b w:val="0"/>
-          <w:sz w:val="28"/>
-        </w:rPr>
-        <w:t>Российская экономика характеризуется сочетанием рыночных институтов с сильной ролью государства. Это требует особого внимания к вопросам бюджетной устойчивости, инфляции и социальной защиты населения.</w:t>
-      </w:r>
-    </w:p>
-    <w:p>
-      <w:pPr>
-        <w:spacing w:lineRule="auto" w:line="360" w:after="0"/>
-        <w:ind w:firstLine="709"/>
-        <w:jc w:val="both"/>
-      </w:pPr>
-      <w:r>
-        <w:rPr>
-          <w:rFonts w:ascii="Times New Roman" w:hAnsi="Times New Roman" w:eastAsia="Times New Roman"/>
-          <w:b w:val="0"/>
-          <w:sz w:val="28"/>
-        </w:rPr>
-        <w:t>Практическое применение экономического анализа находит отражение в деятельности предприятий, банков, государственных органов и международных организаций. Без понимания базовых закономерностей невозможно принимать обоснованные управленческие решения.</w:t>
-      </w:r>
-    </w:p>
-    <w:p>
-      <w:pPr>
-        <w:spacing w:lineRule="auto" w:line="360" w:after="0"/>
-        <w:ind w:firstLine="709"/>
-        <w:jc w:val="both"/>
-      </w:pPr>
-      <w:r>
-        <w:rPr>
-          <w:rFonts w:ascii="Times New Roman" w:hAnsi="Times New Roman" w:eastAsia="Times New Roman"/>
-          <w:b w:val="0"/>
-          <w:sz w:val="28"/>
-        </w:rPr>
-        <w:t>Анализ рассматриваемых экономических категорий позволяет глубже понять логику рыночного механизма. Теоретические модели, несмотря на упрощения, дают ценные ориентиры для интерпретации реальных данных и оценки экономической политики.</w:t>
-      </w:r>
-    </w:p>
-    <w:p>
-      <w:pPr>
-        <w:spacing w:lineRule="auto" w:line="360" w:after="0"/>
-        <w:ind w:firstLine="709"/>
-        <w:jc w:val="both"/>
-      </w:pPr>
-      <w:r>
-        <w:rPr>
-          <w:rFonts w:ascii="Times New Roman" w:hAnsi="Times New Roman" w:eastAsia="Times New Roman"/>
-          <w:b w:val="0"/>
-          <w:sz w:val="28"/>
-        </w:rPr>
-        <w:t>В условиях глобализации и цифровизации экономики традиционные представления о спросе, предложении и равновесии дополняются новыми факторами: электронной коммерцией, платформенными рынками, алгоритмическим ценообразованием.</w:t>
-      </w:r>
-    </w:p>
-    <w:p>
-      <w:pPr>
-        <w:spacing w:lineRule="auto" w:line="360" w:after="0"/>
-        <w:ind w:firstLine="709"/>
-        <w:jc w:val="both"/>
-      </w:pPr>
-      <w:r>
-        <w:rPr>
-          <w:rFonts w:ascii="Times New Roman" w:hAnsi="Times New Roman" w:eastAsia="Times New Roman"/>
-          <w:b w:val="0"/>
-          <w:sz w:val="28"/>
-        </w:rPr>
-        <w:t>Российская экономика характеризуется сочетанием рыночных институтов с сильной ролью государства. Это требует особого внимания к вопросам бюджетной устойчивости, инфляции и социальной защиты населения.</w:t>
-      </w:r>
-    </w:p>
-    <w:p>
-      <w:pPr>
-        <w:spacing w:lineRule="auto" w:line="360" w:after="0"/>
-        <w:ind w:firstLine="709"/>
-        <w:jc w:val="both"/>
-      </w:pPr>
-      <w:r>
-        <w:rPr>
-          <w:rFonts w:ascii="Times New Roman" w:hAnsi="Times New Roman" w:eastAsia="Times New Roman"/>
-          <w:b w:val="0"/>
-          <w:sz w:val="28"/>
-        </w:rPr>
-        <w:t>Практическое применение экономического анализа находит отражение в деятельности предприятий, банков, государственных органов и международных организаций. Без понимания базовых закономерностей невозможно принимать обоснованные управленческие решения.</w:t>
-      </w:r>
-    </w:p>
-    <w:p>
-      <w:pPr>
-        <w:spacing w:lineRule="auto" w:line="360" w:after="0"/>
-        <w:ind w:firstLine="709"/>
-        <w:jc w:val="both"/>
-      </w:pPr>
-      <w:r>
-        <w:rPr>
-          <w:rFonts w:ascii="Times New Roman" w:hAnsi="Times New Roman" w:eastAsia="Times New Roman"/>
-          <w:b w:val="0"/>
-          <w:sz w:val="28"/>
-        </w:rPr>
-        <w:t>Анализ рассматриваемых экономических категорий позволяет глубже понять логику рыночного механизма. Теоретические модели, несмотря на упрощения, дают ценные ориентиры для интерпретации реальных данных и оценки экономической политики.</w:t>
-      </w:r>
-    </w:p>
-    <w:p>
-      <w:pPr>
-        <w:spacing w:lineRule="auto" w:line="360" w:after="120"/>
-        <w:ind w:firstLine="0"/>
-        <w:jc w:val="both"/>
-      </w:pPr>
-      <w:r>
-        <w:rPr>
-          <w:rFonts w:ascii="Times New Roman" w:hAnsi="Times New Roman" w:eastAsia="Times New Roman"/>
-          <w:b/>
-          <w:sz w:val="28"/>
-        </w:rPr>
-        <w:t>3. Классификация товаров по реакции на изменение дохода</w:t>
-      </w:r>
-    </w:p>
-    <w:p>
-      <w:pPr>
-        <w:spacing w:lineRule="auto" w:line="360" w:after="0"/>
-        <w:ind w:firstLine="709"/>
-        <w:jc w:val="both"/>
-      </w:pPr>
-      <w:r>
-        <w:rPr>
-          <w:rFonts w:ascii="Times New Roman" w:hAnsi="Times New Roman" w:eastAsia="Times New Roman"/>
-          <w:b w:val="0"/>
-          <w:sz w:val="28"/>
-        </w:rPr>
-        <w:t>Нормальные товары характеризуются положительной эластичностью по доходу: спрос на них растёт с увеличением дохода. К ним относятся большинство товаров повседневного спроса и длительного пользования.</w:t>
-      </w:r>
-    </w:p>
-    <w:p>
-      <w:pPr>
-        <w:spacing w:lineRule="auto" w:line="360" w:after="0"/>
-        <w:ind w:firstLine="709"/>
-        <w:jc w:val="both"/>
-      </w:pPr>
-      <w:r>
-        <w:rPr>
-          <w:rFonts w:ascii="Times New Roman" w:hAnsi="Times New Roman" w:eastAsia="Times New Roman"/>
-          <w:b w:val="0"/>
-          <w:sz w:val="28"/>
-        </w:rPr>
-        <w:t>Предметы роскоши демонстрируют высокую положительную эластичность. Их потребление существенно зависит от уровня благосостояния и социального статуса покупателя.</w:t>
-      </w:r>
-    </w:p>
-    <w:p>
-      <w:pPr>
-        <w:spacing w:lineRule="auto" w:line="360" w:after="0"/>
-        <w:ind w:firstLine="709"/>
-        <w:jc w:val="both"/>
-      </w:pPr>
-      <w:r>
-        <w:rPr>
-          <w:rFonts w:ascii="Times New Roman" w:hAnsi="Times New Roman" w:eastAsia="Times New Roman"/>
-          <w:b w:val="0"/>
-          <w:sz w:val="28"/>
-        </w:rPr>
-        <w:t>Товары нижнего качества (например, некоторые сорта круп или общественный транспорт) могут терять потребителей при росте доходов, поскольку покупатели переходят на более качественные заменители.</w:t>
-      </w:r>
-    </w:p>
-    <w:p>
-      <w:pPr>
-        <w:spacing w:lineRule="auto" w:line="360" w:after="0"/>
-        <w:ind w:firstLine="709"/>
-        <w:jc w:val="both"/>
-      </w:pPr>
-      <w:r>
-        <w:rPr>
-          <w:rFonts w:ascii="Times New Roman" w:hAnsi="Times New Roman" w:eastAsia="Times New Roman"/>
-          <w:b w:val="0"/>
-          <w:sz w:val="28"/>
-        </w:rPr>
-        <w:t>Для государственной политики классификация товаров важна при индексации социальных выплат, прогнозировании налоговых поступлений и оценке последствий экономических кризисов.</w:t>
-      </w:r>
-    </w:p>
-    <w:p>
-      <w:pPr>
-        <w:spacing w:lineRule="auto" w:line="360" w:after="0"/>
-        <w:ind w:firstLine="709"/>
-        <w:jc w:val="both"/>
-      </w:pPr>
-      <w:r>
-        <w:rPr>
-          <w:rFonts w:ascii="Times New Roman" w:hAnsi="Times New Roman" w:eastAsia="Times New Roman"/>
-          <w:b w:val="0"/>
-          <w:sz w:val="28"/>
-        </w:rPr>
-        <w:t>Практическое применение экономического анализа находит отражение в деятельности предприятий, банков, государственных органов и международных организаций. Без понимания базовых закономерностей невозможно принимать обоснованные управленческие решения.</w:t>
-      </w:r>
-    </w:p>
-    <w:p>
-      <w:pPr>
-        <w:spacing w:lineRule="auto" w:line="360" w:after="0"/>
-        <w:ind w:firstLine="709"/>
-        <w:jc w:val="both"/>
-      </w:pPr>
-      <w:r>
-        <w:rPr>
-          <w:rFonts w:ascii="Times New Roman" w:hAnsi="Times New Roman" w:eastAsia="Times New Roman"/>
-          <w:b w:val="0"/>
-          <w:sz w:val="28"/>
-        </w:rPr>
-        <w:t>Анализ рассматриваемых экономических категорий позволяет глубже понять логику рыночного механизма. Теоретические модели, несмотря на упрощения, дают ценные ориентиры для интерпретации реальных данных и оценки экономической политики.</w:t>
-      </w:r>
-    </w:p>
-    <w:p>
-      <w:pPr>
-        <w:spacing w:lineRule="auto" w:line="360" w:after="0"/>
-        <w:ind w:firstLine="709"/>
-        <w:jc w:val="both"/>
-      </w:pPr>
-      <w:r>
-        <w:rPr>
-          <w:rFonts w:ascii="Times New Roman" w:hAnsi="Times New Roman" w:eastAsia="Times New Roman"/>
-          <w:b w:val="0"/>
-          <w:sz w:val="28"/>
-        </w:rPr>
-        <w:t>В условиях глобализации и цифровизации экономики традиционные представления о спросе, предложении и равновесии дополняются новыми факторами: электронной коммерцией, платформенными рынками, алгоритмическим ценообразованием.</w:t>
-      </w:r>
-    </w:p>
-    <w:p>
-      <w:pPr>
-        <w:spacing w:lineRule="auto" w:line="360" w:after="0"/>
-        <w:ind w:firstLine="709"/>
-        <w:jc w:val="both"/>
-      </w:pPr>
-      <w:r>
-        <w:rPr>
-          <w:rFonts w:ascii="Times New Roman" w:hAnsi="Times New Roman" w:eastAsia="Times New Roman"/>
-          <w:b w:val="0"/>
-          <w:sz w:val="28"/>
-        </w:rPr>
-        <w:t>Российская экономика характеризуется сочетанием рыночных институтов с сильной ролью государства. Это требует особого внимания к вопросам бюджетной устойчивости, инфляции и социальной защиты населения.</w:t>
-      </w:r>
-    </w:p>
-    <w:p>
-      <w:pPr>
-        <w:spacing w:lineRule="auto" w:line="360" w:after="0"/>
-        <w:ind w:firstLine="709"/>
-        <w:jc w:val="both"/>
-      </w:pPr>
-      <w:r>
-        <w:rPr>
-          <w:rFonts w:ascii="Times New Roman" w:hAnsi="Times New Roman" w:eastAsia="Times New Roman"/>
-          <w:b w:val="0"/>
-          <w:sz w:val="28"/>
-        </w:rPr>
-        <w:t>Практическое применение экономического анализа находит отражение в деятельности предприятий, банков, государственных органов и международных организаций. Без понимания базовых закономерностей невозможно принимать обоснованные управленческие решения.</w:t>
-      </w:r>
-    </w:p>
-    <w:p>
-      <w:pPr>
-        <w:spacing w:lineRule="auto" w:line="360" w:after="0"/>
-        <w:ind w:firstLine="709"/>
-        <w:jc w:val="both"/>
-      </w:pPr>
-      <w:r>
-        <w:rPr>
-          <w:rFonts w:ascii="Times New Roman" w:hAnsi="Times New Roman" w:eastAsia="Times New Roman"/>
-          <w:b w:val="0"/>
-          <w:sz w:val="28"/>
-        </w:rPr>
-        <w:t>Анализ рассматриваемых экономических категорий позволяет глубже понять логику рыночного механизма. Теоретические модели, несмотря на упрощения, дают ценные ориентиры для интерпретации реальных данных и оценки экономической политики.</w:t>
-      </w:r>
-    </w:p>
-    <w:p>
-      <w:pPr>
-        <w:spacing w:lineRule="auto" w:line="360" w:after="0"/>
-        <w:ind w:firstLine="709"/>
-        <w:jc w:val="both"/>
-      </w:pPr>
-      <w:r>
-        <w:rPr>
-          <w:rFonts w:ascii="Times New Roman" w:hAnsi="Times New Roman" w:eastAsia="Times New Roman"/>
-          <w:b w:val="0"/>
-          <w:sz w:val="28"/>
-        </w:rPr>
-        <w:t>В условиях глобализации и цифровизации экономики традиционные представления о спросе, предложении и равновесии дополняются новыми факторами: электронной коммерцией, платформенными рынками, алгоритмическим ценообразованием.</w:t>
-      </w:r>
-    </w:p>
-    <w:p>
-      <w:pPr>
-        <w:spacing w:lineRule="auto" w:line="360" w:after="0"/>
-        <w:ind w:firstLine="709"/>
-        <w:jc w:val="both"/>
-      </w:pPr>
-      <w:r>
-        <w:rPr>
-          <w:rFonts w:ascii="Times New Roman" w:hAnsi="Times New Roman" w:eastAsia="Times New Roman"/>
-          <w:b w:val="0"/>
-          <w:sz w:val="28"/>
-        </w:rPr>
-        <w:t>Российская экономика характеризуется сочетанием рыночных институтов с сильной ролью государства. Это требует особого внимания к вопросам бюджетной устойчивости, инфляции и социальной защиты населения.</w:t>
-      </w:r>
-    </w:p>
-    <w:p>
-      <w:pPr>
-        <w:spacing w:lineRule="auto" w:line="360" w:after="0"/>
-        <w:ind w:firstLine="709"/>
-        <w:jc w:val="both"/>
-      </w:pPr>
-      <w:r>
-        <w:rPr>
-          <w:rFonts w:ascii="Times New Roman" w:hAnsi="Times New Roman" w:eastAsia="Times New Roman"/>
-          <w:b w:val="0"/>
-          <w:sz w:val="28"/>
-        </w:rPr>
-        <w:t>Практическое применение экономического анализа находит отражение в деятельности предприятий, банков, государственных органов и международных организаций. Без понимания базовых закономерностей невозможно принимать обоснованные управленческие решения.</w:t>
-      </w:r>
-    </w:p>
-    <w:p>
-      <w:pPr>
-        <w:spacing w:lineRule="auto" w:line="360" w:after="0"/>
-        <w:ind w:firstLine="709"/>
-        <w:jc w:val="both"/>
-      </w:pPr>
-      <w:r>
-        <w:rPr>
-          <w:rFonts w:ascii="Times New Roman" w:hAnsi="Times New Roman" w:eastAsia="Times New Roman"/>
-          <w:b w:val="0"/>
-          <w:sz w:val="28"/>
-        </w:rPr>
-        <w:t>Анализ рассматриваемых экономических категорий позволяет глубже понять логику рыночного механизма. Теоретические модели, несмотря на упрощения, дают ценные ориентиры для интерпретации реальных данных и оценки экономической политики.</w:t>
-      </w:r>
-    </w:p>
-    <w:p>
-      <w:pPr>
-        <w:spacing w:lineRule="auto" w:line="360" w:after="0"/>
-        <w:ind w:firstLine="709"/>
-        <w:jc w:val="both"/>
-      </w:pPr>
-      <w:r>
-        <w:rPr>
-          <w:rFonts w:ascii="Times New Roman" w:hAnsi="Times New Roman" w:eastAsia="Times New Roman"/>
-          <w:b w:val="0"/>
-          <w:sz w:val="28"/>
-        </w:rPr>
-        <w:t>В условиях глобализации и цифровизации экономики традиционные представления о спросе, предложении и равновесии дополняются новыми факторами: электронной коммерцией, платформенными рынками, алгоритмическим ценообразованием.</w:t>
-      </w:r>
-    </w:p>
-    <w:p>
-      <w:pPr>
-        <w:spacing w:lineRule="auto" w:line="360" w:after="0"/>
-        <w:ind w:firstLine="709"/>
-        <w:jc w:val="both"/>
-      </w:pPr>
-      <w:r>
-        <w:rPr>
-          <w:rFonts w:ascii="Times New Roman" w:hAnsi="Times New Roman" w:eastAsia="Times New Roman"/>
-          <w:b w:val="0"/>
-          <w:sz w:val="28"/>
-        </w:rPr>
-        <w:t>Российская экономика характеризуется сочетанием рыночных институтов с сильной ролью государства. Это требует особого внимания к вопросам бюджетной устойчивости, инфляции и социальной защиты населения.</w:t>
-      </w:r>
-    </w:p>
-    <w:p>
-      <w:pPr>
-        <w:spacing w:lineRule="auto" w:line="360" w:after="0"/>
-        <w:ind w:firstLine="709"/>
-        <w:jc w:val="both"/>
-      </w:pPr>
-      <w:r>
-        <w:rPr>
-          <w:rFonts w:ascii="Times New Roman" w:hAnsi="Times New Roman" w:eastAsia="Times New Roman"/>
-          <w:b w:val="0"/>
-          <w:sz w:val="28"/>
-        </w:rPr>
-        <w:t>Практическое применение экономического анализа находит отражение в деятельности предприятий, банков, государственных органов и международных организаций. Без понимания базовых закономерностей невозможно принимать обоснованные управленческие решения.</w:t>
-      </w:r>
-    </w:p>
-    <w:p>
-      <w:pPr>
-        <w:spacing w:lineRule="auto" w:line="360" w:after="0"/>
-        <w:ind w:firstLine="709"/>
-        <w:jc w:val="both"/>
-      </w:pPr>
-      <w:r>
-        <w:rPr>
-          <w:rFonts w:ascii="Times New Roman" w:hAnsi="Times New Roman" w:eastAsia="Times New Roman"/>
-          <w:b w:val="0"/>
-          <w:sz w:val="28"/>
-        </w:rPr>
-        <w:t>Анализ рассматриваемых экономических категорий позволяет глубже понять логику рыночного механизма. Теоретические модели, несмотря на упрощения, дают ценные ориентиры для интерпретации реальных данных и оценки экономической политики.</w:t>
-      </w:r>
-    </w:p>
-    <w:p>
-      <w:pPr>
-        <w:spacing w:lineRule="auto" w:line="360" w:after="0"/>
-        <w:ind w:firstLine="709"/>
-        <w:jc w:val="both"/>
-      </w:pPr>
-      <w:r>
-        <w:rPr>
-          <w:rFonts w:ascii="Times New Roman" w:hAnsi="Times New Roman" w:eastAsia="Times New Roman"/>
-          <w:b w:val="0"/>
-          <w:sz w:val="28"/>
-        </w:rPr>
-        <w:t>В условиях глобализации и цифровизации экономики традиционные представления о спросе, предложении и равновесии дополняются новыми факторами: электронной коммерцией, платформенными рынками, алгоритмическим ценообразованием.</w:t>
-      </w:r>
-    </w:p>
-    <w:p>
-      <w:pPr>
-        <w:spacing w:lineRule="auto" w:line="360" w:after="120"/>
-        <w:ind w:firstLine="0"/>
-        <w:jc w:val="both"/>
-      </w:pPr>
-      <w:r>
-        <w:rPr>
-          <w:rFonts w:ascii="Times New Roman" w:hAnsi="Times New Roman" w:eastAsia="Times New Roman"/>
-          <w:b/>
-          <w:sz w:val="28"/>
-        </w:rPr>
-        <w:t>Заключение</w:t>
-      </w:r>
-    </w:p>
-    <w:p>
-      <w:pPr>
-        <w:spacing w:lineRule="auto" w:line="360" w:after="0"/>
-        <w:ind w:firstLine="709"/>
-        <w:jc w:val="both"/>
-      </w:pPr>
-      <w:r>
-        <w:rPr>
-          <w:rFonts w:ascii="Times New Roman" w:hAnsi="Times New Roman" w:eastAsia="Times New Roman"/>
-          <w:b w:val="0"/>
-          <w:sz w:val="28"/>
-        </w:rPr>
-        <w:t>Таким образом, рассмотренная тема занимает важное место в системе экономической теории и имеет непосредственное практическое значение. Полученные теоретические выводы подтверждаются решением прикладных задач и позволяют более точно оценивать рыночные процессы.</w:t>
-      </w:r>
-    </w:p>
-    <w:p>
-      <w:pPr>
-        <w:spacing w:lineRule="auto" w:line="360" w:after="0"/>
-        <w:ind w:firstLine="709"/>
-        <w:jc w:val="both"/>
-      </w:pPr>
-      <w:r>
-        <w:rPr>
-          <w:rFonts w:ascii="Times New Roman" w:hAnsi="Times New Roman" w:eastAsia="Times New Roman"/>
-          <w:b w:val="0"/>
-          <w:sz w:val="28"/>
-        </w:rPr>
-        <w:t>Знание основ микро- и макроэкономического анализа необходимо не только специалистам-экономистам, но и всем участникам рыночных отношений. Оно способствует принятию обоснованных решений, пониманию последствий изменения цен, доходов, налогов и государственных расходов.</w:t>
-      </w:r>
-    </w:p>
-    <w:p>
-      <w:pPr>
-        <w:spacing w:lineRule="auto" w:line="360" w:after="0"/>
-        <w:ind w:firstLine="709"/>
-        <w:jc w:val="both"/>
-      </w:pPr>
-      <w:r>
-        <w:rPr>
-          <w:rFonts w:ascii="Times New Roman" w:hAnsi="Times New Roman" w:eastAsia="Times New Roman"/>
-          <w:b w:val="0"/>
-          <w:sz w:val="28"/>
-        </w:rPr>
-        <w:t>Дальнейшее изучение темы предполагает углублённый анализ эмпирических данных, сопоставление теоретических моделей с реальной экономической политикой и учёт институциональных особенностей российской экономики.</w:t>
-      </w:r>
-    </w:p>
-    <w:p>
-      <w:pPr>
-        <w:spacing w:lineRule="auto" w:line="360" w:after="0"/>
-        <w:ind w:firstLine="709"/>
-        <w:jc w:val="both"/>
-      </w:pPr>
-      <w:r>
-        <w:rPr>
-          <w:rFonts w:ascii="Times New Roman" w:hAnsi="Times New Roman" w:eastAsia="Times New Roman"/>
-          <w:b w:val="0"/>
-          <w:sz w:val="28"/>
-        </w:rPr>
-        <w:t>Анализ рассматриваемых экономических категорий позволяет глубже понять логику рыночного механизма. Теоретические модели, несмотря на упрощения, дают ценные ориентиры для интерпретации реальных данных и оценки экономической политики.</w:t>
-      </w:r>
-    </w:p>
-    <w:p>
-      <w:pPr>
-        <w:spacing w:lineRule="auto" w:line="360" w:after="0"/>
-        <w:ind w:firstLine="709"/>
-        <w:jc w:val="both"/>
-      </w:pPr>
-      <w:r>
-        <w:rPr>
-          <w:rFonts w:ascii="Times New Roman" w:hAnsi="Times New Roman" w:eastAsia="Times New Roman"/>
-          <w:b w:val="0"/>
-          <w:sz w:val="28"/>
-        </w:rPr>
-        <w:t>В условиях глобализации и цифровизации экономики традиционные представления о спросе, предложении и равновесии дополняются новыми факторами: электронной коммерцией, платформенными рынками, алгоритмическим ценообразованием.</w:t>
-      </w:r>
-    </w:p>
-    <w:p>
-      <w:pPr>
-        <w:spacing w:lineRule="auto" w:line="360" w:after="0"/>
-        <w:ind w:firstLine="709"/>
-        <w:jc w:val="both"/>
-      </w:pPr>
-      <w:r>
-        <w:rPr>
-          <w:rFonts w:ascii="Times New Roman" w:hAnsi="Times New Roman" w:eastAsia="Times New Roman"/>
-          <w:b w:val="0"/>
-          <w:sz w:val="28"/>
-        </w:rPr>
-        <w:t>Российская экономика характеризуется сочетанием рыночных институтов с сильной ролью государства. Это требует особого внимания к вопросам бюджетной устойчивости, инфляции и социальной защиты населения.</w:t>
-      </w:r>
-    </w:p>
-    <w:p>
-      <w:pPr>
-        <w:spacing w:lineRule="auto" w:line="360" w:after="0"/>
-        <w:ind w:firstLine="709"/>
-        <w:jc w:val="both"/>
-      </w:pPr>
-      <w:r>
-        <w:rPr>
-          <w:rFonts w:ascii="Times New Roman" w:hAnsi="Times New Roman" w:eastAsia="Times New Roman"/>
-          <w:b w:val="0"/>
-          <w:sz w:val="28"/>
-        </w:rPr>
-        <w:t>Практическое применение экономического анализа находит отражение в деятельности предприятий, банков, государственных органов и международных организаций. Без понимания базовых закономерностей невозможно принимать обоснованные управленческие решения.</w:t>
-      </w:r>
-    </w:p>
-    <w:p>
-      <w:pPr>
-        <w:spacing w:lineRule="auto" w:line="360" w:after="0"/>
-        <w:ind w:firstLine="709"/>
-        <w:jc w:val="both"/>
-      </w:pPr>
-      <w:r>
-        <w:rPr>
-          <w:rFonts w:ascii="Times New Roman" w:hAnsi="Times New Roman" w:eastAsia="Times New Roman"/>
-          <w:b w:val="0"/>
-          <w:sz w:val="28"/>
-        </w:rPr>
-        <w:t>Анализ рассматриваемых экономических категорий позволяет глубже понять логику рыночного механизма. Теоретические модели, несмотря на упрощения, дают ценные ориентиры для интерпретации реальных данных и оценки экономической политики.</w:t>
-      </w:r>
-    </w:p>
-    <w:p>
-      <w:pPr>
-        <w:spacing w:lineRule="auto" w:line="360" w:after="0"/>
-        <w:ind w:firstLine="709"/>
-        <w:jc w:val="both"/>
-      </w:pPr>
-      <w:r>
-        <w:rPr>
-          <w:rFonts w:ascii="Times New Roman" w:hAnsi="Times New Roman" w:eastAsia="Times New Roman"/>
-          <w:b w:val="0"/>
-          <w:sz w:val="28"/>
-        </w:rPr>
-        <w:t>В условиях глобализации и цифровизации экономики традиционные представления о спросе, предложении и равновесии дополняются новыми факторами: электронной коммерцией, платформенными рынками, алгоритмическим ценообразованием.</w:t>
-      </w:r>
-    </w:p>
-    <w:p>
-      <w:pPr>
-        <w:spacing w:lineRule="auto" w:line="360" w:after="0"/>
-        <w:ind w:firstLine="709"/>
-        <w:jc w:val="both"/>
-      </w:pPr>
-      <w:r>
-        <w:rPr>
-          <w:rFonts w:ascii="Times New Roman" w:hAnsi="Times New Roman" w:eastAsia="Times New Roman"/>
-          <w:b w:val="0"/>
-          <w:sz w:val="28"/>
-        </w:rPr>
-        <w:t>Российская экономика характеризуется сочетанием рыночных институтов с сильной ролью государства. Это требует особого внимания к вопросам бюджетной устойчивости, инфляции и социальной защиты населения.</w:t>
-      </w:r>
-    </w:p>
-    <w:p>
-      <w:pPr>
-        <w:spacing w:lineRule="auto" w:line="360" w:after="0"/>
-        <w:ind w:firstLine="709"/>
-        <w:jc w:val="both"/>
-      </w:pPr>
-      <w:r>
-        <w:rPr>
-          <w:rFonts w:ascii="Times New Roman" w:hAnsi="Times New Roman" w:eastAsia="Times New Roman"/>
-          <w:b w:val="0"/>
-          <w:sz w:val="28"/>
-        </w:rPr>
-        <w:t>Практическое применение экономического анализа находит отражение в деятельности предприятий, банков, государственных органов и международных организаций. Без понимания базовых закономерностей невозможно принимать обоснованные управленческие решения.</w:t>
-      </w:r>
-    </w:p>
-    <w:p>
-      <w:pPr>
-        <w:spacing w:lineRule="auto" w:line="360" w:after="0"/>
-        <w:ind w:firstLine="709"/>
-        <w:jc w:val="both"/>
-      </w:pPr>
-      <w:r>
-        <w:rPr>
-          <w:rFonts w:ascii="Times New Roman" w:hAnsi="Times New Roman" w:eastAsia="Times New Roman"/>
-          <w:b w:val="0"/>
-          <w:sz w:val="28"/>
-        </w:rPr>
-        <w:t>Анализ рассматриваемых экономических категорий позволяет глубже понять логику рыночного механизма. Теоретические модели, несмотря на упрощения, дают ценные ориентиры для интерпретации реальных данных и оценки экономической политики.</w:t>
-      </w:r>
-    </w:p>
-    <w:p>
-      <w:pPr>
-        <w:spacing w:lineRule="auto" w:line="360" w:after="0"/>
-        <w:ind w:firstLine="709"/>
-        <w:jc w:val="both"/>
-      </w:pPr>
-      <w:r>
-        <w:rPr>
-          <w:rFonts w:ascii="Times New Roman" w:hAnsi="Times New Roman" w:eastAsia="Times New Roman"/>
-          <w:b w:val="0"/>
-          <w:sz w:val="28"/>
-        </w:rPr>
-        <w:t>В условиях глобализации и цифровизации экономики традиционные представления о спросе, предложении и равновесии дополняются новыми факторами: электронной коммерцией, платформенными рынками, алгоритмическим ценообразованием.</w:t>
-      </w:r>
-    </w:p>
-    <w:p>
-      <w:pPr>
-        <w:spacing w:lineRule="auto" w:line="360" w:after="0"/>
-        <w:ind w:firstLine="709"/>
-        <w:jc w:val="both"/>
-      </w:pPr>
-      <w:r>
-        <w:rPr>
-          <w:rFonts w:ascii="Times New Roman" w:hAnsi="Times New Roman" w:eastAsia="Times New Roman"/>
-          <w:b w:val="0"/>
-          <w:sz w:val="28"/>
-        </w:rPr>
-        <w:t>Российская экономика характеризуется сочетанием рыночных институтов с сильной ролью государства. Это требует особого внимания к вопросам бюджетной устойчивости, инфляции и социальной защиты населения.</w:t>
-      </w:r>
-    </w:p>
-    <w:p>
-      <w:pPr>
-        <w:spacing w:lineRule="auto" w:line="360" w:after="0"/>
-        <w:ind w:firstLine="709"/>
-        <w:jc w:val="both"/>
-      </w:pPr>
-      <w:r>
-        <w:rPr>
-          <w:rFonts w:ascii="Times New Roman" w:hAnsi="Times New Roman" w:eastAsia="Times New Roman"/>
-          <w:b w:val="0"/>
-          <w:sz w:val="28"/>
-        </w:rPr>
-        <w:t>Практическое применение экономического анализа находит отражение в деятельности предприятий, банков, государственных органов и международных организаций. Без понимания базовых закономерностей невозможно принимать обоснованные управленческие решения.</w:t>
-      </w:r>
-    </w:p>
-    <w:p>
-      <w:pPr>
-        <w:spacing w:lineRule="auto" w:line="360" w:after="0"/>
-        <w:ind w:firstLine="709"/>
-        <w:jc w:val="both"/>
-      </w:pPr>
-      <w:r>
-        <w:rPr>
-          <w:rFonts w:ascii="Times New Roman" w:hAnsi="Times New Roman" w:eastAsia="Times New Roman"/>
-          <w:b w:val="0"/>
-          <w:sz w:val="28"/>
-        </w:rPr>
-        <w:t>Анализ рассматриваемых экономических категорий позволяет глубже понять логику рыночного механизма. Теоретические модели, несмотря на упрощения, дают ценные ориентиры для интерпретации реальных данных и оценки экономической политики.</w:t>
-      </w:r>
-    </w:p>
-    <w:p>
-      <w:pPr>
-        <w:spacing w:lineRule="auto" w:line="360" w:after="0"/>
-        <w:ind w:firstLine="709"/>
-        <w:jc w:val="both"/>
-      </w:pPr>
-      <w:r>
-        <w:rPr>
-          <w:rFonts w:ascii="Times New Roman" w:hAnsi="Times New Roman" w:eastAsia="Times New Roman"/>
-          <w:b w:val="0"/>
-          <w:sz w:val="28"/>
-        </w:rPr>
-        <w:t>В условиях глобализации и цифровизации экономики традиционные представления о спросе, предложении и равновесии дополняются новыми факторами: электронной коммерцией, платформенными рынками, алгоритмическим ценообразованием.</w:t>
-      </w:r>
-    </w:p>
-    <w:p>
-      <w:pPr>
-        <w:spacing w:lineRule="auto" w:line="360" w:after="120"/>
-        <w:ind w:firstLine="0"/>
-        <w:jc w:val="both"/>
-      </w:pPr>
-      <w:r>
-        <w:rPr>
-          <w:rFonts w:ascii="Times New Roman" w:hAnsi="Times New Roman" w:eastAsia="Times New Roman"/>
-          <w:b/>
-          <w:sz w:val="28"/>
-        </w:rPr>
-        <w:t>Список литературы</w:t>
-      </w:r>
-    </w:p>
-    <w:p>
-      <w:pPr>
-        <w:spacing w:lineRule="auto" w:line="360" w:after="0"/>
-        <w:ind w:firstLine="709"/>
-        <w:jc w:val="both"/>
-      </w:pPr>
-      <w:r>
-        <w:rPr>
-          <w:rFonts w:ascii="Times New Roman" w:hAnsi="Times New Roman" w:eastAsia="Times New Roman"/>
-          <w:b w:val="0"/>
-          <w:sz w:val="28"/>
-        </w:rPr>
-        <w:t>1. Налоговая политика и налогообложение в Российской Федерации: учебник / под ред. Н.И. Безруковой. — М.: Юрайт, 2023.</w:t>
-      </w:r>
-    </w:p>
-    <w:p>
-      <w:pPr>
-        <w:spacing w:lineRule="auto" w:line="360" w:after="0"/>
-        <w:ind w:firstLine="709"/>
-        <w:jc w:val="both"/>
-      </w:pPr>
-      <w:r>
-        <w:rPr>
-          <w:rFonts w:ascii="Times New Roman" w:hAnsi="Times New Roman" w:eastAsia="Times New Roman"/>
-          <w:b w:val="0"/>
-          <w:sz w:val="28"/>
-        </w:rPr>
-        <w:t>2. Микроэкономика: учебник / под ред. Г.О. Громова. — М.: Юрайт, 2024.</w:t>
-      </w:r>
-    </w:p>
-    <w:p>
-      <w:pPr>
-        <w:spacing w:lineRule="auto" w:line="360" w:after="0"/>
-        <w:ind w:firstLine="709"/>
-        <w:jc w:val="both"/>
-      </w:pPr>
-      <w:r>
-        <w:rPr>
-          <w:rFonts w:ascii="Times New Roman" w:hAnsi="Times New Roman" w:eastAsia="Times New Roman"/>
-          <w:b w:val="0"/>
-          <w:sz w:val="28"/>
-        </w:rPr>
-        <w:t>3. Макроэкономика: учебник / под ред. В.Е. Макарова. — М.: ИНФРА-М, 2023.</w:t>
-      </w:r>
-    </w:p>
-    <w:p>
-      <w:pPr>
-        <w:spacing w:lineRule="auto" w:line="360" w:after="0"/>
-        <w:ind w:firstLine="709"/>
-        <w:jc w:val="both"/>
-      </w:pPr>
-      <w:r>
-        <w:rPr>
-          <w:rFonts w:ascii="Times New Roman" w:hAnsi="Times New Roman" w:eastAsia="Times New Roman"/>
-          <w:b w:val="0"/>
-          <w:sz w:val="28"/>
-        </w:rPr>
-        <w:t>4. Экономическая теория: учебник / под ред. А.С. Булатова. — М.: Юрайт, 2024.</w:t>
-      </w:r>
-    </w:p>
-    <w:p>
-      <w:pPr>
-        <w:spacing w:lineRule="auto" w:line="360" w:after="0"/>
-        <w:ind w:firstLine="709"/>
-        <w:jc w:val="both"/>
-      </w:pPr>
-      <w:r>
-        <w:rPr>
-          <w:rFonts w:ascii="Times New Roman" w:hAnsi="Times New Roman" w:eastAsia="Times New Roman"/>
-          <w:b w:val="0"/>
-          <w:sz w:val="28"/>
-        </w:rPr>
-        <w:t>5. Рынок и рыночная экономика: учебное пособие / под ред. О.В. Григорьевой. — СПб.: СЗИУ РАНХиГС, 2022.</w:t>
+        <w:t>Ответ: товар относится к категории предметов роскоши (товаров повышенного спроса).</w:t>
       </w:r>
     </w:p>
     <w:sectPr>
